--- a/curriculos/Curriculo 115-03/microcurriculos/II SEMESTRE/1155209_Seminario_Integrador_I.docx
+++ b/curriculos/Curriculo 115-03/microcurriculos/II SEMESTRE/1155209_Seminario_Integrador_I.docx
@@ -1263,6 +1263,14 @@
                 <w:rtl w:val="0"/>
               </w:rPr>
             </w:r>
+            <w:r>
+              <w:rPr>
+                <w:rFonts w:ascii="Arial" w:cs="Arial" w:eastAsia="Arial" w:hAnsi="Arial"/>
+                <w:sz w:val="15"/>
+                <w:szCs w:val="15"/>
+              </w:rPr>
+              <w:t>1</w:t>
+            </w:r>
           </w:p>
         </w:tc>
       </w:tr>
@@ -2202,8 +2210,13 @@
             </w:pPr>
             <w:r>
               <w:rPr>
-                <w:rtl w:val="0"/>
-              </w:rPr>
+                <w:rFonts w:ascii="Arial" w:cs="Arial" w:eastAsia="Arial" w:hAnsi="Arial"/>
+                <w:b w:val="1"/>
+                <w:bCs w:val="1"/>
+                <w:sz w:val="16"/>
+                <w:szCs w:val="16"/>
+              </w:rPr>
+              <w:t xml:space="preserve">1155104</w:t>
             </w:r>
           </w:p>
         </w:tc>
@@ -2223,8 +2236,13 @@
             </w:pPr>
             <w:r>
               <w:rPr>
-                <w:rtl w:val="0"/>
-              </w:rPr>
+                <w:rFonts w:ascii="Arial" w:cs="Arial" w:eastAsia="Arial" w:hAnsi="Arial"/>
+                <w:b w:val="1"/>
+                <w:bCs w:val="1"/>
+                <w:sz w:val="16"/>
+                <w:szCs w:val="16"/>
+              </w:rPr>
+              <w:t xml:space="preserve">Fundamentos de Programación</w:t>
             </w:r>
           </w:p>
         </w:tc>
